--- a/SynBio final/reports/word/zh/pdac_biosensor_report_zh_revised.docx
+++ b/SynBio final/reports/word/zh/pdac_biosensor_report_zh_revised.docx
@@ -39,7 +39,7 @@
           <w:rFonts w:ascii="DFKai-SB" w:hAnsi="DFKai-SB" w:eastAsia="DFKai-SB"/>
           <w:sz w:val="24"/>
         </w:rPr>
-        <w:t>施貞蓉、廖軒佑、宿淂芳、林家誼</w:t>
+        <w:t>施貞蓉¹、宿淂芳¹、廖軒佑²、林家誼²</w:t>
       </w:r>
     </w:p>
     <w:p>
@@ -52,9 +52,9 @@
           <w:rFonts w:ascii="DFKai-SB" w:hAnsi="DFKai-SB" w:eastAsia="DFKai-SB"/>
           <w:sz w:val="20"/>
         </w:rPr>
-        <w:t>國家高速網路與計算中心 (NCHC) 生物醫學計算節點</w:t>
+        <w:t>¹國立臺灣大學 生命科學系</w:t>
         <w:br/>
-        <w:t>中華民國 台灣</w:t>
+        <w:t>²國立臺灣大學 生化科技學系</w:t>
       </w:r>
     </w:p>
     <w:p>
@@ -102,14 +102,9 @@
       </w:r>
     </w:p>
     <w:p>
-      <w:pPr>
-        <w:sectPr>
-          <w:pgSz w:w="12240" w:h="15840"/>
-          <w:pgMar w:top="1411" w:right="1411" w:bottom="1411" w:left="1411" w:header="720" w:footer="720" w:gutter="0"/>
-          <w:cols w:space="720"/>
-          <w:docGrid w:linePitch="360"/>
-        </w:sectPr>
-      </w:pPr>
+      <w:r>
+        <w:br w:type="page"/>
+      </w:r>
     </w:p>
     <w:p>
       <w:pPr>
@@ -199,16 +194,16 @@
         <w:tblLook w:firstColumn="1" w:firstRow="1" w:lastColumn="0" w:lastRow="0" w:noHBand="0" w:noVBand="1" w:val="04A0"/>
       </w:tblPr>
       <w:tblGrid>
-        <w:gridCol w:w="2045"/>
-        <w:gridCol w:w="2045"/>
-        <w:gridCol w:w="2045"/>
-        <w:gridCol w:w="2045"/>
-        <w:gridCol w:w="2045"/>
+        <w:gridCol w:w="1884"/>
+        <w:gridCol w:w="1884"/>
+        <w:gridCol w:w="1884"/>
+        <w:gridCol w:w="1884"/>
+        <w:gridCol w:w="1884"/>
       </w:tblGrid>
       <w:tr>
         <w:tc>
           <w:tcPr>
-            <w:tcW w:type="dxa" w:w="2045"/>
+            <w:tcW w:type="dxa" w:w="1884"/>
           </w:tcPr>
           <w:p>
             <w:pPr>
@@ -226,7 +221,7 @@
         </w:tc>
         <w:tc>
           <w:tcPr>
-            <w:tcW w:type="dxa" w:w="2045"/>
+            <w:tcW w:type="dxa" w:w="1884"/>
           </w:tcPr>
           <w:p>
             <w:pPr>
@@ -244,7 +239,7 @@
         </w:tc>
         <w:tc>
           <w:tcPr>
-            <w:tcW w:type="dxa" w:w="2045"/>
+            <w:tcW w:type="dxa" w:w="1884"/>
           </w:tcPr>
           <w:p>
             <w:pPr>
@@ -262,7 +257,7 @@
         </w:tc>
         <w:tc>
           <w:tcPr>
-            <w:tcW w:type="dxa" w:w="2045"/>
+            <w:tcW w:type="dxa" w:w="1884"/>
           </w:tcPr>
           <w:p>
             <w:pPr>
@@ -280,7 +275,7 @@
         </w:tc>
         <w:tc>
           <w:tcPr>
-            <w:tcW w:type="dxa" w:w="2045"/>
+            <w:tcW w:type="dxa" w:w="1884"/>
           </w:tcPr>
           <w:p>
             <w:pPr>
@@ -300,7 +295,7 @@
       <w:tr>
         <w:tc>
           <w:tcPr>
-            <w:tcW w:type="dxa" w:w="2045"/>
+            <w:tcW w:type="dxa" w:w="1884"/>
           </w:tcPr>
           <w:p>
             <w:pPr>
@@ -317,7 +312,7 @@
         </w:tc>
         <w:tc>
           <w:tcPr>
-            <w:tcW w:type="dxa" w:w="2045"/>
+            <w:tcW w:type="dxa" w:w="1884"/>
           </w:tcPr>
           <w:p>
             <w:pPr>
@@ -334,7 +329,7 @@
         </w:tc>
         <w:tc>
           <w:tcPr>
-            <w:tcW w:type="dxa" w:w="2045"/>
+            <w:tcW w:type="dxa" w:w="1884"/>
           </w:tcPr>
           <w:p>
             <w:pPr>
@@ -351,7 +346,7 @@
         </w:tc>
         <w:tc>
           <w:tcPr>
-            <w:tcW w:type="dxa" w:w="2045"/>
+            <w:tcW w:type="dxa" w:w="1884"/>
           </w:tcPr>
           <w:p>
             <w:pPr>
@@ -368,7 +363,7 @@
         </w:tc>
         <w:tc>
           <w:tcPr>
-            <w:tcW w:type="dxa" w:w="2045"/>
+            <w:tcW w:type="dxa" w:w="1884"/>
           </w:tcPr>
           <w:p>
             <w:pPr>
@@ -387,7 +382,7 @@
       <w:tr>
         <w:tc>
           <w:tcPr>
-            <w:tcW w:type="dxa" w:w="2045"/>
+            <w:tcW w:type="dxa" w:w="1884"/>
           </w:tcPr>
           <w:p>
             <w:pPr>
@@ -404,7 +399,7 @@
         </w:tc>
         <w:tc>
           <w:tcPr>
-            <w:tcW w:type="dxa" w:w="2045"/>
+            <w:tcW w:type="dxa" w:w="1884"/>
           </w:tcPr>
           <w:p>
             <w:pPr>
@@ -421,7 +416,7 @@
         </w:tc>
         <w:tc>
           <w:tcPr>
-            <w:tcW w:type="dxa" w:w="2045"/>
+            <w:tcW w:type="dxa" w:w="1884"/>
           </w:tcPr>
           <w:p>
             <w:pPr>
@@ -438,7 +433,7 @@
         </w:tc>
         <w:tc>
           <w:tcPr>
-            <w:tcW w:type="dxa" w:w="2045"/>
+            <w:tcW w:type="dxa" w:w="1884"/>
           </w:tcPr>
           <w:p>
             <w:pPr>
@@ -455,7 +450,7 @@
         </w:tc>
         <w:tc>
           <w:tcPr>
-            <w:tcW w:type="dxa" w:w="2045"/>
+            <w:tcW w:type="dxa" w:w="1884"/>
           </w:tcPr>
           <w:p>
             <w:pPr>
@@ -474,7 +469,7 @@
       <w:tr>
         <w:tc>
           <w:tcPr>
-            <w:tcW w:type="dxa" w:w="2045"/>
+            <w:tcW w:type="dxa" w:w="1884"/>
           </w:tcPr>
           <w:p>
             <w:pPr>
@@ -491,7 +486,7 @@
         </w:tc>
         <w:tc>
           <w:tcPr>
-            <w:tcW w:type="dxa" w:w="2045"/>
+            <w:tcW w:type="dxa" w:w="1884"/>
           </w:tcPr>
           <w:p>
             <w:pPr>
@@ -508,7 +503,7 @@
         </w:tc>
         <w:tc>
           <w:tcPr>
-            <w:tcW w:type="dxa" w:w="2045"/>
+            <w:tcW w:type="dxa" w:w="1884"/>
           </w:tcPr>
           <w:p>
             <w:pPr>
@@ -525,7 +520,7 @@
         </w:tc>
         <w:tc>
           <w:tcPr>
-            <w:tcW w:type="dxa" w:w="2045"/>
+            <w:tcW w:type="dxa" w:w="1884"/>
           </w:tcPr>
           <w:p>
             <w:pPr>
@@ -542,7 +537,7 @@
         </w:tc>
         <w:tc>
           <w:tcPr>
-            <w:tcW w:type="dxa" w:w="2045"/>
+            <w:tcW w:type="dxa" w:w="1884"/>
           </w:tcPr>
           <w:p>
             <w:pPr>
@@ -561,7 +556,7 @@
       <w:tr>
         <w:tc>
           <w:tcPr>
-            <w:tcW w:type="dxa" w:w="2045"/>
+            <w:tcW w:type="dxa" w:w="1884"/>
           </w:tcPr>
           <w:p>
             <w:pPr>
@@ -578,7 +573,7 @@
         </w:tc>
         <w:tc>
           <w:tcPr>
-            <w:tcW w:type="dxa" w:w="2045"/>
+            <w:tcW w:type="dxa" w:w="1884"/>
           </w:tcPr>
           <w:p>
             <w:pPr>
@@ -595,7 +590,7 @@
         </w:tc>
         <w:tc>
           <w:tcPr>
-            <w:tcW w:type="dxa" w:w="2045"/>
+            <w:tcW w:type="dxa" w:w="1884"/>
           </w:tcPr>
           <w:p>
             <w:pPr>
@@ -612,7 +607,7 @@
         </w:tc>
         <w:tc>
           <w:tcPr>
-            <w:tcW w:type="dxa" w:w="2045"/>
+            <w:tcW w:type="dxa" w:w="1884"/>
           </w:tcPr>
           <w:p>
             <w:pPr>
@@ -629,7 +624,7 @@
         </w:tc>
         <w:tc>
           <w:tcPr>
-            <w:tcW w:type="dxa" w:w="2045"/>
+            <w:tcW w:type="dxa" w:w="1884"/>
           </w:tcPr>
           <w:p>
             <w:pPr>
@@ -740,7 +735,7 @@
       <w:r>
         <w:drawing>
           <wp:inline xmlns:a="http://schemas.openxmlformats.org/drawingml/2006/main" xmlns:pic="http://schemas.openxmlformats.org/drawingml/2006/picture">
-            <wp:extent cx="2743200" cy="2057400"/>
+            <wp:extent cx="4572000" cy="3429000"/>
             <wp:docPr id="1" name="Picture 1"/>
             <wp:cNvGraphicFramePr>
               <a:graphicFrameLocks noChangeAspect="1"/>
@@ -761,7 +756,7 @@
                   <pic:spPr>
                     <a:xfrm>
                       <a:off x="0" y="0"/>
-                      <a:ext cx="2743200" cy="2057400"/>
+                      <a:ext cx="4572000" cy="3429000"/>
                     </a:xfrm>
                     <a:prstGeom prst="rect"/>
                   </pic:spPr>
@@ -793,18 +788,18 @@
         <w:tblLook w:firstColumn="1" w:firstRow="1" w:lastColumn="0" w:lastRow="0" w:noHBand="0" w:noVBand="1" w:val="04A0"/>
       </w:tblPr>
       <w:tblGrid>
-        <w:gridCol w:w="1461"/>
-        <w:gridCol w:w="1461"/>
-        <w:gridCol w:w="1461"/>
-        <w:gridCol w:w="1461"/>
-        <w:gridCol w:w="1461"/>
-        <w:gridCol w:w="1461"/>
-        <w:gridCol w:w="1461"/>
+        <w:gridCol w:w="1345"/>
+        <w:gridCol w:w="1345"/>
+        <w:gridCol w:w="1345"/>
+        <w:gridCol w:w="1345"/>
+        <w:gridCol w:w="1345"/>
+        <w:gridCol w:w="1345"/>
+        <w:gridCol w:w="1345"/>
       </w:tblGrid>
       <w:tr>
         <w:tc>
           <w:tcPr>
-            <w:tcW w:type="dxa" w:w="1461"/>
+            <w:tcW w:type="dxa" w:w="1345"/>
           </w:tcPr>
           <w:p>
             <w:pPr>
@@ -822,7 +817,7 @@
         </w:tc>
         <w:tc>
           <w:tcPr>
-            <w:tcW w:type="dxa" w:w="1461"/>
+            <w:tcW w:type="dxa" w:w="1345"/>
           </w:tcPr>
           <w:p>
             <w:pPr>
@@ -840,7 +835,7 @@
         </w:tc>
         <w:tc>
           <w:tcPr>
-            <w:tcW w:type="dxa" w:w="1461"/>
+            <w:tcW w:type="dxa" w:w="1345"/>
           </w:tcPr>
           <w:p>
             <w:pPr>
@@ -858,7 +853,7 @@
         </w:tc>
         <w:tc>
           <w:tcPr>
-            <w:tcW w:type="dxa" w:w="1461"/>
+            <w:tcW w:type="dxa" w:w="1345"/>
           </w:tcPr>
           <w:p>
             <w:pPr>
@@ -876,7 +871,7 @@
         </w:tc>
         <w:tc>
           <w:tcPr>
-            <w:tcW w:type="dxa" w:w="1461"/>
+            <w:tcW w:type="dxa" w:w="1345"/>
           </w:tcPr>
           <w:p>
             <w:pPr>
@@ -894,7 +889,7 @@
         </w:tc>
         <w:tc>
           <w:tcPr>
-            <w:tcW w:type="dxa" w:w="1461"/>
+            <w:tcW w:type="dxa" w:w="1345"/>
           </w:tcPr>
           <w:p>
             <w:pPr>
@@ -912,7 +907,7 @@
         </w:tc>
         <w:tc>
           <w:tcPr>
-            <w:tcW w:type="dxa" w:w="1461"/>
+            <w:tcW w:type="dxa" w:w="1345"/>
           </w:tcPr>
           <w:p>
             <w:pPr>
@@ -932,7 +927,7 @@
       <w:tr>
         <w:tc>
           <w:tcPr>
-            <w:tcW w:type="dxa" w:w="1461"/>
+            <w:tcW w:type="dxa" w:w="1345"/>
           </w:tcPr>
           <w:p>
             <w:pPr>
@@ -949,7 +944,7 @@
         </w:tc>
         <w:tc>
           <w:tcPr>
-            <w:tcW w:type="dxa" w:w="1461"/>
+            <w:tcW w:type="dxa" w:w="1345"/>
           </w:tcPr>
           <w:p>
             <w:pPr>
@@ -966,7 +961,7 @@
         </w:tc>
         <w:tc>
           <w:tcPr>
-            <w:tcW w:type="dxa" w:w="1461"/>
+            <w:tcW w:type="dxa" w:w="1345"/>
           </w:tcPr>
           <w:p>
             <w:pPr>
@@ -983,7 +978,7 @@
         </w:tc>
         <w:tc>
           <w:tcPr>
-            <w:tcW w:type="dxa" w:w="1461"/>
+            <w:tcW w:type="dxa" w:w="1345"/>
           </w:tcPr>
           <w:p>
             <w:pPr>
@@ -1000,7 +995,7 @@
         </w:tc>
         <w:tc>
           <w:tcPr>
-            <w:tcW w:type="dxa" w:w="1461"/>
+            <w:tcW w:type="dxa" w:w="1345"/>
           </w:tcPr>
           <w:p>
             <w:pPr>
@@ -1017,7 +1012,7 @@
         </w:tc>
         <w:tc>
           <w:tcPr>
-            <w:tcW w:type="dxa" w:w="1461"/>
+            <w:tcW w:type="dxa" w:w="1345"/>
           </w:tcPr>
           <w:p>
             <w:pPr>
@@ -1034,7 +1029,7 @@
         </w:tc>
         <w:tc>
           <w:tcPr>
-            <w:tcW w:type="dxa" w:w="1461"/>
+            <w:tcW w:type="dxa" w:w="1345"/>
           </w:tcPr>
           <w:p>
             <w:pPr>
@@ -1053,7 +1048,7 @@
       <w:tr>
         <w:tc>
           <w:tcPr>
-            <w:tcW w:type="dxa" w:w="1461"/>
+            <w:tcW w:type="dxa" w:w="1345"/>
           </w:tcPr>
           <w:p>
             <w:pPr>
@@ -1070,7 +1065,7 @@
         </w:tc>
         <w:tc>
           <w:tcPr>
-            <w:tcW w:type="dxa" w:w="1461"/>
+            <w:tcW w:type="dxa" w:w="1345"/>
           </w:tcPr>
           <w:p>
             <w:pPr>
@@ -1087,7 +1082,7 @@
         </w:tc>
         <w:tc>
           <w:tcPr>
-            <w:tcW w:type="dxa" w:w="1461"/>
+            <w:tcW w:type="dxa" w:w="1345"/>
           </w:tcPr>
           <w:p>
             <w:pPr>
@@ -1104,7 +1099,7 @@
         </w:tc>
         <w:tc>
           <w:tcPr>
-            <w:tcW w:type="dxa" w:w="1461"/>
+            <w:tcW w:type="dxa" w:w="1345"/>
           </w:tcPr>
           <w:p>
             <w:pPr>
@@ -1121,7 +1116,7 @@
         </w:tc>
         <w:tc>
           <w:tcPr>
-            <w:tcW w:type="dxa" w:w="1461"/>
+            <w:tcW w:type="dxa" w:w="1345"/>
           </w:tcPr>
           <w:p>
             <w:pPr>
@@ -1138,7 +1133,7 @@
         </w:tc>
         <w:tc>
           <w:tcPr>
-            <w:tcW w:type="dxa" w:w="1461"/>
+            <w:tcW w:type="dxa" w:w="1345"/>
           </w:tcPr>
           <w:p>
             <w:pPr>
@@ -1155,7 +1150,7 @@
         </w:tc>
         <w:tc>
           <w:tcPr>
-            <w:tcW w:type="dxa" w:w="1461"/>
+            <w:tcW w:type="dxa" w:w="1345"/>
           </w:tcPr>
           <w:p>
             <w:pPr>
@@ -1174,7 +1169,7 @@
       <w:tr>
         <w:tc>
           <w:tcPr>
-            <w:tcW w:type="dxa" w:w="1461"/>
+            <w:tcW w:type="dxa" w:w="1345"/>
           </w:tcPr>
           <w:p>
             <w:pPr>
@@ -1191,7 +1186,7 @@
         </w:tc>
         <w:tc>
           <w:tcPr>
-            <w:tcW w:type="dxa" w:w="1461"/>
+            <w:tcW w:type="dxa" w:w="1345"/>
           </w:tcPr>
           <w:p>
             <w:pPr>
@@ -1208,7 +1203,7 @@
         </w:tc>
         <w:tc>
           <w:tcPr>
-            <w:tcW w:type="dxa" w:w="1461"/>
+            <w:tcW w:type="dxa" w:w="1345"/>
           </w:tcPr>
           <w:p>
             <w:pPr>
@@ -1225,7 +1220,7 @@
         </w:tc>
         <w:tc>
           <w:tcPr>
-            <w:tcW w:type="dxa" w:w="1461"/>
+            <w:tcW w:type="dxa" w:w="1345"/>
           </w:tcPr>
           <w:p>
             <w:pPr>
@@ -1242,7 +1237,7 @@
         </w:tc>
         <w:tc>
           <w:tcPr>
-            <w:tcW w:type="dxa" w:w="1461"/>
+            <w:tcW w:type="dxa" w:w="1345"/>
           </w:tcPr>
           <w:p>
             <w:pPr>
@@ -1259,7 +1254,7 @@
         </w:tc>
         <w:tc>
           <w:tcPr>
-            <w:tcW w:type="dxa" w:w="1461"/>
+            <w:tcW w:type="dxa" w:w="1345"/>
           </w:tcPr>
           <w:p>
             <w:pPr>
@@ -1276,7 +1271,7 @@
         </w:tc>
         <w:tc>
           <w:tcPr>
-            <w:tcW w:type="dxa" w:w="1461"/>
+            <w:tcW w:type="dxa" w:w="1345"/>
           </w:tcPr>
           <w:p>
             <w:pPr>
@@ -1295,7 +1290,7 @@
       <w:tr>
         <w:tc>
           <w:tcPr>
-            <w:tcW w:type="dxa" w:w="1461"/>
+            <w:tcW w:type="dxa" w:w="1345"/>
           </w:tcPr>
           <w:p>
             <w:pPr>
@@ -1312,7 +1307,7 @@
         </w:tc>
         <w:tc>
           <w:tcPr>
-            <w:tcW w:type="dxa" w:w="1461"/>
+            <w:tcW w:type="dxa" w:w="1345"/>
           </w:tcPr>
           <w:p>
             <w:pPr>
@@ -1329,7 +1324,7 @@
         </w:tc>
         <w:tc>
           <w:tcPr>
-            <w:tcW w:type="dxa" w:w="1461"/>
+            <w:tcW w:type="dxa" w:w="1345"/>
           </w:tcPr>
           <w:p>
             <w:pPr>
@@ -1346,7 +1341,7 @@
         </w:tc>
         <w:tc>
           <w:tcPr>
-            <w:tcW w:type="dxa" w:w="1461"/>
+            <w:tcW w:type="dxa" w:w="1345"/>
           </w:tcPr>
           <w:p>
             <w:pPr>
@@ -1363,7 +1358,7 @@
         </w:tc>
         <w:tc>
           <w:tcPr>
-            <w:tcW w:type="dxa" w:w="1461"/>
+            <w:tcW w:type="dxa" w:w="1345"/>
           </w:tcPr>
           <w:p>
             <w:pPr>
@@ -1380,7 +1375,7 @@
         </w:tc>
         <w:tc>
           <w:tcPr>
-            <w:tcW w:type="dxa" w:w="1461"/>
+            <w:tcW w:type="dxa" w:w="1345"/>
           </w:tcPr>
           <w:p>
             <w:pPr>
@@ -1397,7 +1392,7 @@
         </w:tc>
         <w:tc>
           <w:tcPr>
-            <w:tcW w:type="dxa" w:w="1461"/>
+            <w:tcW w:type="dxa" w:w="1345"/>
           </w:tcPr>
           <w:p>
             <w:pPr>
@@ -1416,7 +1411,7 @@
       <w:tr>
         <w:tc>
           <w:tcPr>
-            <w:tcW w:type="dxa" w:w="1461"/>
+            <w:tcW w:type="dxa" w:w="1345"/>
           </w:tcPr>
           <w:p>
             <w:pPr>
@@ -1433,7 +1428,7 @@
         </w:tc>
         <w:tc>
           <w:tcPr>
-            <w:tcW w:type="dxa" w:w="1461"/>
+            <w:tcW w:type="dxa" w:w="1345"/>
           </w:tcPr>
           <w:p>
             <w:pPr>
@@ -1450,7 +1445,7 @@
         </w:tc>
         <w:tc>
           <w:tcPr>
-            <w:tcW w:type="dxa" w:w="1461"/>
+            <w:tcW w:type="dxa" w:w="1345"/>
           </w:tcPr>
           <w:p>
             <w:pPr>
@@ -1467,7 +1462,7 @@
         </w:tc>
         <w:tc>
           <w:tcPr>
-            <w:tcW w:type="dxa" w:w="1461"/>
+            <w:tcW w:type="dxa" w:w="1345"/>
           </w:tcPr>
           <w:p>
             <w:pPr>
@@ -1484,7 +1479,7 @@
         </w:tc>
         <w:tc>
           <w:tcPr>
-            <w:tcW w:type="dxa" w:w="1461"/>
+            <w:tcW w:type="dxa" w:w="1345"/>
           </w:tcPr>
           <w:p>
             <w:pPr>
@@ -1501,7 +1496,7 @@
         </w:tc>
         <w:tc>
           <w:tcPr>
-            <w:tcW w:type="dxa" w:w="1461"/>
+            <w:tcW w:type="dxa" w:w="1345"/>
           </w:tcPr>
           <w:p>
             <w:pPr>
@@ -1518,7 +1513,7 @@
         </w:tc>
         <w:tc>
           <w:tcPr>
-            <w:tcW w:type="dxa" w:w="1461"/>
+            <w:tcW w:type="dxa" w:w="1345"/>
           </w:tcPr>
           <w:p>
             <w:pPr>
@@ -1537,7 +1532,7 @@
       <w:tr>
         <w:tc>
           <w:tcPr>
-            <w:tcW w:type="dxa" w:w="1461"/>
+            <w:tcW w:type="dxa" w:w="1345"/>
           </w:tcPr>
           <w:p>
             <w:pPr>
@@ -1554,7 +1549,7 @@
         </w:tc>
         <w:tc>
           <w:tcPr>
-            <w:tcW w:type="dxa" w:w="1461"/>
+            <w:tcW w:type="dxa" w:w="1345"/>
           </w:tcPr>
           <w:p>
             <w:pPr>
@@ -1571,7 +1566,7 @@
         </w:tc>
         <w:tc>
           <w:tcPr>
-            <w:tcW w:type="dxa" w:w="1461"/>
+            <w:tcW w:type="dxa" w:w="1345"/>
           </w:tcPr>
           <w:p>
             <w:pPr>
@@ -1588,7 +1583,7 @@
         </w:tc>
         <w:tc>
           <w:tcPr>
-            <w:tcW w:type="dxa" w:w="1461"/>
+            <w:tcW w:type="dxa" w:w="1345"/>
           </w:tcPr>
           <w:p>
             <w:pPr>
@@ -1605,7 +1600,7 @@
         </w:tc>
         <w:tc>
           <w:tcPr>
-            <w:tcW w:type="dxa" w:w="1461"/>
+            <w:tcW w:type="dxa" w:w="1345"/>
           </w:tcPr>
           <w:p>
             <w:pPr>
@@ -1622,7 +1617,7 @@
         </w:tc>
         <w:tc>
           <w:tcPr>
-            <w:tcW w:type="dxa" w:w="1461"/>
+            <w:tcW w:type="dxa" w:w="1345"/>
           </w:tcPr>
           <w:p>
             <w:pPr>
@@ -1639,7 +1634,7 @@
         </w:tc>
         <w:tc>
           <w:tcPr>
-            <w:tcW w:type="dxa" w:w="1461"/>
+            <w:tcW w:type="dxa" w:w="1345"/>
           </w:tcPr>
           <w:p>
             <w:pPr>
@@ -1658,7 +1653,7 @@
       <w:tr>
         <w:tc>
           <w:tcPr>
-            <w:tcW w:type="dxa" w:w="1461"/>
+            <w:tcW w:type="dxa" w:w="1345"/>
           </w:tcPr>
           <w:p>
             <w:pPr>
@@ -1675,7 +1670,7 @@
         </w:tc>
         <w:tc>
           <w:tcPr>
-            <w:tcW w:type="dxa" w:w="1461"/>
+            <w:tcW w:type="dxa" w:w="1345"/>
           </w:tcPr>
           <w:p>
             <w:pPr>
@@ -1692,7 +1687,7 @@
         </w:tc>
         <w:tc>
           <w:tcPr>
-            <w:tcW w:type="dxa" w:w="1461"/>
+            <w:tcW w:type="dxa" w:w="1345"/>
           </w:tcPr>
           <w:p>
             <w:pPr>
@@ -1709,7 +1704,7 @@
         </w:tc>
         <w:tc>
           <w:tcPr>
-            <w:tcW w:type="dxa" w:w="1461"/>
+            <w:tcW w:type="dxa" w:w="1345"/>
           </w:tcPr>
           <w:p>
             <w:pPr>
@@ -1726,7 +1721,7 @@
         </w:tc>
         <w:tc>
           <w:tcPr>
-            <w:tcW w:type="dxa" w:w="1461"/>
+            <w:tcW w:type="dxa" w:w="1345"/>
           </w:tcPr>
           <w:p>
             <w:pPr>
@@ -1743,7 +1738,7 @@
         </w:tc>
         <w:tc>
           <w:tcPr>
-            <w:tcW w:type="dxa" w:w="1461"/>
+            <w:tcW w:type="dxa" w:w="1345"/>
           </w:tcPr>
           <w:p>
             <w:pPr>
@@ -1760,7 +1755,7 @@
         </w:tc>
         <w:tc>
           <w:tcPr>
-            <w:tcW w:type="dxa" w:w="1461"/>
+            <w:tcW w:type="dxa" w:w="1345"/>
           </w:tcPr>
           <w:p>
             <w:pPr>
@@ -1779,7 +1774,7 @@
       <w:tr>
         <w:tc>
           <w:tcPr>
-            <w:tcW w:type="dxa" w:w="1461"/>
+            <w:tcW w:type="dxa" w:w="1345"/>
           </w:tcPr>
           <w:p>
             <w:pPr>
@@ -1796,7 +1791,7 @@
         </w:tc>
         <w:tc>
           <w:tcPr>
-            <w:tcW w:type="dxa" w:w="1461"/>
+            <w:tcW w:type="dxa" w:w="1345"/>
           </w:tcPr>
           <w:p>
             <w:pPr>
@@ -1813,7 +1808,7 @@
         </w:tc>
         <w:tc>
           <w:tcPr>
-            <w:tcW w:type="dxa" w:w="1461"/>
+            <w:tcW w:type="dxa" w:w="1345"/>
           </w:tcPr>
           <w:p>
             <w:pPr>
@@ -1830,7 +1825,7 @@
         </w:tc>
         <w:tc>
           <w:tcPr>
-            <w:tcW w:type="dxa" w:w="1461"/>
+            <w:tcW w:type="dxa" w:w="1345"/>
           </w:tcPr>
           <w:p>
             <w:pPr>
@@ -1847,7 +1842,7 @@
         </w:tc>
         <w:tc>
           <w:tcPr>
-            <w:tcW w:type="dxa" w:w="1461"/>
+            <w:tcW w:type="dxa" w:w="1345"/>
           </w:tcPr>
           <w:p>
             <w:pPr>
@@ -1864,7 +1859,7 @@
         </w:tc>
         <w:tc>
           <w:tcPr>
-            <w:tcW w:type="dxa" w:w="1461"/>
+            <w:tcW w:type="dxa" w:w="1345"/>
           </w:tcPr>
           <w:p>
             <w:pPr>
@@ -1881,7 +1876,7 @@
         </w:tc>
         <w:tc>
           <w:tcPr>
-            <w:tcW w:type="dxa" w:w="1461"/>
+            <w:tcW w:type="dxa" w:w="1345"/>
           </w:tcPr>
           <w:p>
             <w:pPr>
@@ -1900,7 +1895,7 @@
       <w:tr>
         <w:tc>
           <w:tcPr>
-            <w:tcW w:type="dxa" w:w="1461"/>
+            <w:tcW w:type="dxa" w:w="1345"/>
           </w:tcPr>
           <w:p>
             <w:pPr>
@@ -1917,7 +1912,7 @@
         </w:tc>
         <w:tc>
           <w:tcPr>
-            <w:tcW w:type="dxa" w:w="1461"/>
+            <w:tcW w:type="dxa" w:w="1345"/>
           </w:tcPr>
           <w:p>
             <w:pPr>
@@ -1934,7 +1929,7 @@
         </w:tc>
         <w:tc>
           <w:tcPr>
-            <w:tcW w:type="dxa" w:w="1461"/>
+            <w:tcW w:type="dxa" w:w="1345"/>
           </w:tcPr>
           <w:p>
             <w:pPr>
@@ -1951,7 +1946,7 @@
         </w:tc>
         <w:tc>
           <w:tcPr>
-            <w:tcW w:type="dxa" w:w="1461"/>
+            <w:tcW w:type="dxa" w:w="1345"/>
           </w:tcPr>
           <w:p>
             <w:pPr>
@@ -1968,7 +1963,7 @@
         </w:tc>
         <w:tc>
           <w:tcPr>
-            <w:tcW w:type="dxa" w:w="1461"/>
+            <w:tcW w:type="dxa" w:w="1345"/>
           </w:tcPr>
           <w:p>
             <w:pPr>
@@ -1985,7 +1980,7 @@
         </w:tc>
         <w:tc>
           <w:tcPr>
-            <w:tcW w:type="dxa" w:w="1461"/>
+            <w:tcW w:type="dxa" w:w="1345"/>
           </w:tcPr>
           <w:p>
             <w:pPr>
@@ -2002,7 +1997,7 @@
         </w:tc>
         <w:tc>
           <w:tcPr>
-            <w:tcW w:type="dxa" w:w="1461"/>
+            <w:tcW w:type="dxa" w:w="1345"/>
           </w:tcPr>
           <w:p>
             <w:pPr>
@@ -2021,7 +2016,7 @@
       <w:tr>
         <w:tc>
           <w:tcPr>
-            <w:tcW w:type="dxa" w:w="1461"/>
+            <w:tcW w:type="dxa" w:w="1345"/>
           </w:tcPr>
           <w:p>
             <w:pPr>
@@ -2038,7 +2033,7 @@
         </w:tc>
         <w:tc>
           <w:tcPr>
-            <w:tcW w:type="dxa" w:w="1461"/>
+            <w:tcW w:type="dxa" w:w="1345"/>
           </w:tcPr>
           <w:p>
             <w:pPr>
@@ -2055,7 +2050,7 @@
         </w:tc>
         <w:tc>
           <w:tcPr>
-            <w:tcW w:type="dxa" w:w="1461"/>
+            <w:tcW w:type="dxa" w:w="1345"/>
           </w:tcPr>
           <w:p>
             <w:pPr>
@@ -2072,7 +2067,7 @@
         </w:tc>
         <w:tc>
           <w:tcPr>
-            <w:tcW w:type="dxa" w:w="1461"/>
+            <w:tcW w:type="dxa" w:w="1345"/>
           </w:tcPr>
           <w:p>
             <w:pPr>
@@ -2089,7 +2084,7 @@
         </w:tc>
         <w:tc>
           <w:tcPr>
-            <w:tcW w:type="dxa" w:w="1461"/>
+            <w:tcW w:type="dxa" w:w="1345"/>
           </w:tcPr>
           <w:p>
             <w:pPr>
@@ -2106,7 +2101,7 @@
         </w:tc>
         <w:tc>
           <w:tcPr>
-            <w:tcW w:type="dxa" w:w="1461"/>
+            <w:tcW w:type="dxa" w:w="1345"/>
           </w:tcPr>
           <w:p>
             <w:pPr>
@@ -2123,7 +2118,7 @@
         </w:tc>
         <w:tc>
           <w:tcPr>
-            <w:tcW w:type="dxa" w:w="1461"/>
+            <w:tcW w:type="dxa" w:w="1345"/>
           </w:tcPr>
           <w:p>
             <w:pPr>
@@ -2179,18 +2174,18 @@
         <w:tblLook w:firstColumn="1" w:firstRow="1" w:lastColumn="0" w:lastRow="0" w:noHBand="0" w:noVBand="1" w:val="04A0"/>
       </w:tblPr>
       <w:tblGrid>
-        <w:gridCol w:w="1461"/>
-        <w:gridCol w:w="1461"/>
-        <w:gridCol w:w="1461"/>
-        <w:gridCol w:w="1461"/>
-        <w:gridCol w:w="1461"/>
-        <w:gridCol w:w="1461"/>
-        <w:gridCol w:w="1461"/>
+        <w:gridCol w:w="1345"/>
+        <w:gridCol w:w="1345"/>
+        <w:gridCol w:w="1345"/>
+        <w:gridCol w:w="1345"/>
+        <w:gridCol w:w="1345"/>
+        <w:gridCol w:w="1345"/>
+        <w:gridCol w:w="1345"/>
       </w:tblGrid>
       <w:tr>
         <w:tc>
           <w:tcPr>
-            <w:tcW w:type="dxa" w:w="1461"/>
+            <w:tcW w:type="dxa" w:w="1345"/>
           </w:tcPr>
           <w:p>
             <w:pPr>
@@ -2208,7 +2203,7 @@
         </w:tc>
         <w:tc>
           <w:tcPr>
-            <w:tcW w:type="dxa" w:w="1461"/>
+            <w:tcW w:type="dxa" w:w="1345"/>
           </w:tcPr>
           <w:p>
             <w:pPr>
@@ -2226,7 +2221,7 @@
         </w:tc>
         <w:tc>
           <w:tcPr>
-            <w:tcW w:type="dxa" w:w="1461"/>
+            <w:tcW w:type="dxa" w:w="1345"/>
           </w:tcPr>
           <w:p>
             <w:pPr>
@@ -2244,7 +2239,7 @@
         </w:tc>
         <w:tc>
           <w:tcPr>
-            <w:tcW w:type="dxa" w:w="1461"/>
+            <w:tcW w:type="dxa" w:w="1345"/>
           </w:tcPr>
           <w:p>
             <w:pPr>
@@ -2262,7 +2257,7 @@
         </w:tc>
         <w:tc>
           <w:tcPr>
-            <w:tcW w:type="dxa" w:w="1461"/>
+            <w:tcW w:type="dxa" w:w="1345"/>
           </w:tcPr>
           <w:p>
             <w:pPr>
@@ -2280,7 +2275,7 @@
         </w:tc>
         <w:tc>
           <w:tcPr>
-            <w:tcW w:type="dxa" w:w="1461"/>
+            <w:tcW w:type="dxa" w:w="1345"/>
           </w:tcPr>
           <w:p>
             <w:pPr>
@@ -2298,7 +2293,7 @@
         </w:tc>
         <w:tc>
           <w:tcPr>
-            <w:tcW w:type="dxa" w:w="1461"/>
+            <w:tcW w:type="dxa" w:w="1345"/>
           </w:tcPr>
           <w:p>
             <w:pPr>
@@ -2318,7 +2313,7 @@
       <w:tr>
         <w:tc>
           <w:tcPr>
-            <w:tcW w:type="dxa" w:w="1461"/>
+            <w:tcW w:type="dxa" w:w="1345"/>
           </w:tcPr>
           <w:p>
             <w:pPr>
@@ -2335,7 +2330,7 @@
         </w:tc>
         <w:tc>
           <w:tcPr>
-            <w:tcW w:type="dxa" w:w="1461"/>
+            <w:tcW w:type="dxa" w:w="1345"/>
           </w:tcPr>
           <w:p>
             <w:pPr>
@@ -2352,7 +2347,7 @@
         </w:tc>
         <w:tc>
           <w:tcPr>
-            <w:tcW w:type="dxa" w:w="1461"/>
+            <w:tcW w:type="dxa" w:w="1345"/>
           </w:tcPr>
           <w:p>
             <w:pPr>
@@ -2369,7 +2364,7 @@
         </w:tc>
         <w:tc>
           <w:tcPr>
-            <w:tcW w:type="dxa" w:w="1461"/>
+            <w:tcW w:type="dxa" w:w="1345"/>
           </w:tcPr>
           <w:p>
             <w:pPr>
@@ -2386,7 +2381,7 @@
         </w:tc>
         <w:tc>
           <w:tcPr>
-            <w:tcW w:type="dxa" w:w="1461"/>
+            <w:tcW w:type="dxa" w:w="1345"/>
           </w:tcPr>
           <w:p>
             <w:pPr>
@@ -2403,7 +2398,7 @@
         </w:tc>
         <w:tc>
           <w:tcPr>
-            <w:tcW w:type="dxa" w:w="1461"/>
+            <w:tcW w:type="dxa" w:w="1345"/>
           </w:tcPr>
           <w:p>
             <w:pPr>
@@ -2420,7 +2415,7 @@
         </w:tc>
         <w:tc>
           <w:tcPr>
-            <w:tcW w:type="dxa" w:w="1461"/>
+            <w:tcW w:type="dxa" w:w="1345"/>
           </w:tcPr>
           <w:p>
             <w:pPr>
@@ -2439,7 +2434,7 @@
       <w:tr>
         <w:tc>
           <w:tcPr>
-            <w:tcW w:type="dxa" w:w="1461"/>
+            <w:tcW w:type="dxa" w:w="1345"/>
           </w:tcPr>
           <w:p>
             <w:pPr>
@@ -2456,7 +2451,7 @@
         </w:tc>
         <w:tc>
           <w:tcPr>
-            <w:tcW w:type="dxa" w:w="1461"/>
+            <w:tcW w:type="dxa" w:w="1345"/>
           </w:tcPr>
           <w:p>
             <w:pPr>
@@ -2473,7 +2468,7 @@
         </w:tc>
         <w:tc>
           <w:tcPr>
-            <w:tcW w:type="dxa" w:w="1461"/>
+            <w:tcW w:type="dxa" w:w="1345"/>
           </w:tcPr>
           <w:p>
             <w:pPr>
@@ -2490,7 +2485,7 @@
         </w:tc>
         <w:tc>
           <w:tcPr>
-            <w:tcW w:type="dxa" w:w="1461"/>
+            <w:tcW w:type="dxa" w:w="1345"/>
           </w:tcPr>
           <w:p>
             <w:pPr>
@@ -2507,7 +2502,7 @@
         </w:tc>
         <w:tc>
           <w:tcPr>
-            <w:tcW w:type="dxa" w:w="1461"/>
+            <w:tcW w:type="dxa" w:w="1345"/>
           </w:tcPr>
           <w:p>
             <w:pPr>
@@ -2524,7 +2519,7 @@
         </w:tc>
         <w:tc>
           <w:tcPr>
-            <w:tcW w:type="dxa" w:w="1461"/>
+            <w:tcW w:type="dxa" w:w="1345"/>
           </w:tcPr>
           <w:p>
             <w:pPr>
@@ -2541,7 +2536,7 @@
         </w:tc>
         <w:tc>
           <w:tcPr>
-            <w:tcW w:type="dxa" w:w="1461"/>
+            <w:tcW w:type="dxa" w:w="1345"/>
           </w:tcPr>
           <w:p>
             <w:pPr>
@@ -2560,7 +2555,7 @@
       <w:tr>
         <w:tc>
           <w:tcPr>
-            <w:tcW w:type="dxa" w:w="1461"/>
+            <w:tcW w:type="dxa" w:w="1345"/>
           </w:tcPr>
           <w:p>
             <w:pPr>
@@ -2577,7 +2572,7 @@
         </w:tc>
         <w:tc>
           <w:tcPr>
-            <w:tcW w:type="dxa" w:w="1461"/>
+            <w:tcW w:type="dxa" w:w="1345"/>
           </w:tcPr>
           <w:p>
             <w:pPr>
@@ -2594,7 +2589,7 @@
         </w:tc>
         <w:tc>
           <w:tcPr>
-            <w:tcW w:type="dxa" w:w="1461"/>
+            <w:tcW w:type="dxa" w:w="1345"/>
           </w:tcPr>
           <w:p>
             <w:pPr>
@@ -2611,7 +2606,7 @@
         </w:tc>
         <w:tc>
           <w:tcPr>
-            <w:tcW w:type="dxa" w:w="1461"/>
+            <w:tcW w:type="dxa" w:w="1345"/>
           </w:tcPr>
           <w:p>
             <w:pPr>
@@ -2628,7 +2623,7 @@
         </w:tc>
         <w:tc>
           <w:tcPr>
-            <w:tcW w:type="dxa" w:w="1461"/>
+            <w:tcW w:type="dxa" w:w="1345"/>
           </w:tcPr>
           <w:p>
             <w:pPr>
@@ -2645,7 +2640,7 @@
         </w:tc>
         <w:tc>
           <w:tcPr>
-            <w:tcW w:type="dxa" w:w="1461"/>
+            <w:tcW w:type="dxa" w:w="1345"/>
           </w:tcPr>
           <w:p>
             <w:pPr>
@@ -2662,7 +2657,7 @@
         </w:tc>
         <w:tc>
           <w:tcPr>
-            <w:tcW w:type="dxa" w:w="1461"/>
+            <w:tcW w:type="dxa" w:w="1345"/>
           </w:tcPr>
           <w:p>
             <w:pPr>
@@ -2719,7 +2714,7 @@
       <w:r>
         <w:drawing>
           <wp:inline xmlns:a="http://schemas.openxmlformats.org/drawingml/2006/main" xmlns:pic="http://schemas.openxmlformats.org/drawingml/2006/picture">
-            <wp:extent cx="2743200" cy="1714500"/>
+            <wp:extent cx="4572000" cy="2857500"/>
             <wp:docPr id="2" name="Picture 2"/>
             <wp:cNvGraphicFramePr>
               <a:graphicFrameLocks noChangeAspect="1"/>
@@ -2740,7 +2735,7 @@
                   <pic:spPr>
                     <a:xfrm>
                       <a:off x="0" y="0"/>
-                      <a:ext cx="2743200" cy="1714500"/>
+                      <a:ext cx="4572000" cy="2857500"/>
                     </a:xfrm>
                     <a:prstGeom prst="rect"/>
                   </pic:spPr>
@@ -2772,16 +2767,16 @@
         <w:tblLook w:firstColumn="1" w:firstRow="1" w:lastColumn="0" w:lastRow="0" w:noHBand="0" w:noVBand="1" w:val="04A0"/>
       </w:tblPr>
       <w:tblGrid>
-        <w:gridCol w:w="2045"/>
-        <w:gridCol w:w="2045"/>
-        <w:gridCol w:w="2045"/>
-        <w:gridCol w:w="2045"/>
-        <w:gridCol w:w="2045"/>
+        <w:gridCol w:w="1884"/>
+        <w:gridCol w:w="1884"/>
+        <w:gridCol w:w="1884"/>
+        <w:gridCol w:w="1884"/>
+        <w:gridCol w:w="1884"/>
       </w:tblGrid>
       <w:tr>
         <w:tc>
           <w:tcPr>
-            <w:tcW w:type="dxa" w:w="2045"/>
+            <w:tcW w:type="dxa" w:w="1884"/>
           </w:tcPr>
           <w:p>
             <w:pPr>
@@ -2799,7 +2794,7 @@
         </w:tc>
         <w:tc>
           <w:tcPr>
-            <w:tcW w:type="dxa" w:w="2045"/>
+            <w:tcW w:type="dxa" w:w="1884"/>
           </w:tcPr>
           <w:p>
             <w:pPr>
@@ -2817,7 +2812,7 @@
         </w:tc>
         <w:tc>
           <w:tcPr>
-            <w:tcW w:type="dxa" w:w="2045"/>
+            <w:tcW w:type="dxa" w:w="1884"/>
           </w:tcPr>
           <w:p>
             <w:pPr>
@@ -2835,7 +2830,7 @@
         </w:tc>
         <w:tc>
           <w:tcPr>
-            <w:tcW w:type="dxa" w:w="2045"/>
+            <w:tcW w:type="dxa" w:w="1884"/>
           </w:tcPr>
           <w:p>
             <w:pPr>
@@ -2853,7 +2848,7 @@
         </w:tc>
         <w:tc>
           <w:tcPr>
-            <w:tcW w:type="dxa" w:w="2045"/>
+            <w:tcW w:type="dxa" w:w="1884"/>
           </w:tcPr>
           <w:p>
             <w:pPr>
@@ -2873,7 +2868,7 @@
       <w:tr>
         <w:tc>
           <w:tcPr>
-            <w:tcW w:type="dxa" w:w="2045"/>
+            <w:tcW w:type="dxa" w:w="1884"/>
           </w:tcPr>
           <w:p>
             <w:pPr>
@@ -2890,7 +2885,7 @@
         </w:tc>
         <w:tc>
           <w:tcPr>
-            <w:tcW w:type="dxa" w:w="2045"/>
+            <w:tcW w:type="dxa" w:w="1884"/>
           </w:tcPr>
           <w:p>
             <w:pPr>
@@ -2907,7 +2902,7 @@
         </w:tc>
         <w:tc>
           <w:tcPr>
-            <w:tcW w:type="dxa" w:w="2045"/>
+            <w:tcW w:type="dxa" w:w="1884"/>
           </w:tcPr>
           <w:p>
             <w:pPr>
@@ -2924,7 +2919,7 @@
         </w:tc>
         <w:tc>
           <w:tcPr>
-            <w:tcW w:type="dxa" w:w="2045"/>
+            <w:tcW w:type="dxa" w:w="1884"/>
           </w:tcPr>
           <w:p>
             <w:pPr>
@@ -2941,7 +2936,7 @@
         </w:tc>
         <w:tc>
           <w:tcPr>
-            <w:tcW w:type="dxa" w:w="2045"/>
+            <w:tcW w:type="dxa" w:w="1884"/>
           </w:tcPr>
           <w:p>
             <w:pPr>
@@ -2960,7 +2955,7 @@
       <w:tr>
         <w:tc>
           <w:tcPr>
-            <w:tcW w:type="dxa" w:w="2045"/>
+            <w:tcW w:type="dxa" w:w="1884"/>
           </w:tcPr>
           <w:p>
             <w:pPr>
@@ -2977,7 +2972,7 @@
         </w:tc>
         <w:tc>
           <w:tcPr>
-            <w:tcW w:type="dxa" w:w="2045"/>
+            <w:tcW w:type="dxa" w:w="1884"/>
           </w:tcPr>
           <w:p>
             <w:pPr>
@@ -2994,7 +2989,7 @@
         </w:tc>
         <w:tc>
           <w:tcPr>
-            <w:tcW w:type="dxa" w:w="2045"/>
+            <w:tcW w:type="dxa" w:w="1884"/>
           </w:tcPr>
           <w:p>
             <w:pPr>
@@ -3011,7 +3006,7 @@
         </w:tc>
         <w:tc>
           <w:tcPr>
-            <w:tcW w:type="dxa" w:w="2045"/>
+            <w:tcW w:type="dxa" w:w="1884"/>
           </w:tcPr>
           <w:p>
             <w:pPr>
@@ -3028,7 +3023,7 @@
         </w:tc>
         <w:tc>
           <w:tcPr>
-            <w:tcW w:type="dxa" w:w="2045"/>
+            <w:tcW w:type="dxa" w:w="1884"/>
           </w:tcPr>
           <w:p>
             <w:pPr>
@@ -3047,7 +3042,7 @@
       <w:tr>
         <w:tc>
           <w:tcPr>
-            <w:tcW w:type="dxa" w:w="2045"/>
+            <w:tcW w:type="dxa" w:w="1884"/>
           </w:tcPr>
           <w:p>
             <w:pPr>
@@ -3064,7 +3059,7 @@
         </w:tc>
         <w:tc>
           <w:tcPr>
-            <w:tcW w:type="dxa" w:w="2045"/>
+            <w:tcW w:type="dxa" w:w="1884"/>
           </w:tcPr>
           <w:p>
             <w:pPr>
@@ -3081,7 +3076,7 @@
         </w:tc>
         <w:tc>
           <w:tcPr>
-            <w:tcW w:type="dxa" w:w="2045"/>
+            <w:tcW w:type="dxa" w:w="1884"/>
           </w:tcPr>
           <w:p>
             <w:pPr>
@@ -3098,7 +3093,7 @@
         </w:tc>
         <w:tc>
           <w:tcPr>
-            <w:tcW w:type="dxa" w:w="2045"/>
+            <w:tcW w:type="dxa" w:w="1884"/>
           </w:tcPr>
           <w:p>
             <w:pPr>
@@ -3115,7 +3110,7 @@
         </w:tc>
         <w:tc>
           <w:tcPr>
-            <w:tcW w:type="dxa" w:w="2045"/>
+            <w:tcW w:type="dxa" w:w="1884"/>
           </w:tcPr>
           <w:p>
             <w:pPr>
@@ -3134,7 +3129,7 @@
       <w:tr>
         <w:tc>
           <w:tcPr>
-            <w:tcW w:type="dxa" w:w="2045"/>
+            <w:tcW w:type="dxa" w:w="1884"/>
           </w:tcPr>
           <w:p>
             <w:pPr>
@@ -3151,7 +3146,7 @@
         </w:tc>
         <w:tc>
           <w:tcPr>
-            <w:tcW w:type="dxa" w:w="2045"/>
+            <w:tcW w:type="dxa" w:w="1884"/>
           </w:tcPr>
           <w:p>
             <w:pPr>
@@ -3168,7 +3163,7 @@
         </w:tc>
         <w:tc>
           <w:tcPr>
-            <w:tcW w:type="dxa" w:w="2045"/>
+            <w:tcW w:type="dxa" w:w="1884"/>
           </w:tcPr>
           <w:p>
             <w:pPr>
@@ -3185,7 +3180,7 @@
         </w:tc>
         <w:tc>
           <w:tcPr>
-            <w:tcW w:type="dxa" w:w="2045"/>
+            <w:tcW w:type="dxa" w:w="1884"/>
           </w:tcPr>
           <w:p>
             <w:pPr>
@@ -3202,7 +3197,7 @@
         </w:tc>
         <w:tc>
           <w:tcPr>
-            <w:tcW w:type="dxa" w:w="2045"/>
+            <w:tcW w:type="dxa" w:w="1884"/>
           </w:tcPr>
           <w:p>
             <w:pPr>
@@ -3221,7 +3216,7 @@
       <w:tr>
         <w:tc>
           <w:tcPr>
-            <w:tcW w:type="dxa" w:w="2045"/>
+            <w:tcW w:type="dxa" w:w="1884"/>
           </w:tcPr>
           <w:p>
             <w:pPr>
@@ -3238,7 +3233,7 @@
         </w:tc>
         <w:tc>
           <w:tcPr>
-            <w:tcW w:type="dxa" w:w="2045"/>
+            <w:tcW w:type="dxa" w:w="1884"/>
           </w:tcPr>
           <w:p>
             <w:pPr>
@@ -3255,7 +3250,7 @@
         </w:tc>
         <w:tc>
           <w:tcPr>
-            <w:tcW w:type="dxa" w:w="2045"/>
+            <w:tcW w:type="dxa" w:w="1884"/>
           </w:tcPr>
           <w:p>
             <w:pPr>
@@ -3272,7 +3267,7 @@
         </w:tc>
         <w:tc>
           <w:tcPr>
-            <w:tcW w:type="dxa" w:w="2045"/>
+            <w:tcW w:type="dxa" w:w="1884"/>
           </w:tcPr>
           <w:p>
             <w:pPr>
@@ -3289,7 +3284,7 @@
         </w:tc>
         <w:tc>
           <w:tcPr>
-            <w:tcW w:type="dxa" w:w="2045"/>
+            <w:tcW w:type="dxa" w:w="1884"/>
           </w:tcPr>
           <w:p>
             <w:pPr>
@@ -3308,7 +3303,7 @@
       <w:tr>
         <w:tc>
           <w:tcPr>
-            <w:tcW w:type="dxa" w:w="2045"/>
+            <w:tcW w:type="dxa" w:w="1884"/>
           </w:tcPr>
           <w:p>
             <w:pPr>
@@ -3325,7 +3320,7 @@
         </w:tc>
         <w:tc>
           <w:tcPr>
-            <w:tcW w:type="dxa" w:w="2045"/>
+            <w:tcW w:type="dxa" w:w="1884"/>
           </w:tcPr>
           <w:p>
             <w:pPr>
@@ -3342,7 +3337,7 @@
         </w:tc>
         <w:tc>
           <w:tcPr>
-            <w:tcW w:type="dxa" w:w="2045"/>
+            <w:tcW w:type="dxa" w:w="1884"/>
           </w:tcPr>
           <w:p>
             <w:pPr>
@@ -3359,7 +3354,7 @@
         </w:tc>
         <w:tc>
           <w:tcPr>
-            <w:tcW w:type="dxa" w:w="2045"/>
+            <w:tcW w:type="dxa" w:w="1884"/>
           </w:tcPr>
           <w:p>
             <w:pPr>
@@ -3376,7 +3371,7 @@
         </w:tc>
         <w:tc>
           <w:tcPr>
-            <w:tcW w:type="dxa" w:w="2045"/>
+            <w:tcW w:type="dxa" w:w="1884"/>
           </w:tcPr>
           <w:p>
             <w:pPr>
@@ -3395,7 +3390,7 @@
       <w:tr>
         <w:tc>
           <w:tcPr>
-            <w:tcW w:type="dxa" w:w="2045"/>
+            <w:tcW w:type="dxa" w:w="1884"/>
           </w:tcPr>
           <w:p>
             <w:pPr>
@@ -3412,7 +3407,7 @@
         </w:tc>
         <w:tc>
           <w:tcPr>
-            <w:tcW w:type="dxa" w:w="2045"/>
+            <w:tcW w:type="dxa" w:w="1884"/>
           </w:tcPr>
           <w:p>
             <w:pPr>
@@ -3429,7 +3424,7 @@
         </w:tc>
         <w:tc>
           <w:tcPr>
-            <w:tcW w:type="dxa" w:w="2045"/>
+            <w:tcW w:type="dxa" w:w="1884"/>
           </w:tcPr>
           <w:p>
             <w:pPr>
@@ -3446,7 +3441,7 @@
         </w:tc>
         <w:tc>
           <w:tcPr>
-            <w:tcW w:type="dxa" w:w="2045"/>
+            <w:tcW w:type="dxa" w:w="1884"/>
           </w:tcPr>
           <w:p>
             <w:pPr>
@@ -3463,7 +3458,7 @@
         </w:tc>
         <w:tc>
           <w:tcPr>
-            <w:tcW w:type="dxa" w:w="2045"/>
+            <w:tcW w:type="dxa" w:w="1884"/>
           </w:tcPr>
           <w:p>
             <w:pPr>
@@ -3482,7 +3477,7 @@
       <w:tr>
         <w:tc>
           <w:tcPr>
-            <w:tcW w:type="dxa" w:w="2045"/>
+            <w:tcW w:type="dxa" w:w="1884"/>
           </w:tcPr>
           <w:p>
             <w:pPr>
@@ -3499,7 +3494,7 @@
         </w:tc>
         <w:tc>
           <w:tcPr>
-            <w:tcW w:type="dxa" w:w="2045"/>
+            <w:tcW w:type="dxa" w:w="1884"/>
           </w:tcPr>
           <w:p>
             <w:pPr>
@@ -3516,7 +3511,7 @@
         </w:tc>
         <w:tc>
           <w:tcPr>
-            <w:tcW w:type="dxa" w:w="2045"/>
+            <w:tcW w:type="dxa" w:w="1884"/>
           </w:tcPr>
           <w:p>
             <w:pPr>
@@ -3533,7 +3528,7 @@
         </w:tc>
         <w:tc>
           <w:tcPr>
-            <w:tcW w:type="dxa" w:w="2045"/>
+            <w:tcW w:type="dxa" w:w="1884"/>
           </w:tcPr>
           <w:p>
             <w:pPr>
@@ -3550,7 +3545,7 @@
         </w:tc>
         <w:tc>
           <w:tcPr>
-            <w:tcW w:type="dxa" w:w="2045"/>
+            <w:tcW w:type="dxa" w:w="1884"/>
           </w:tcPr>
           <w:p>
             <w:pPr>
@@ -3569,7 +3564,7 @@
       <w:tr>
         <w:tc>
           <w:tcPr>
-            <w:tcW w:type="dxa" w:w="2045"/>
+            <w:tcW w:type="dxa" w:w="1884"/>
           </w:tcPr>
           <w:p>
             <w:pPr>
@@ -3586,7 +3581,7 @@
         </w:tc>
         <w:tc>
           <w:tcPr>
-            <w:tcW w:type="dxa" w:w="2045"/>
+            <w:tcW w:type="dxa" w:w="1884"/>
           </w:tcPr>
           <w:p>
             <w:pPr>
@@ -3603,7 +3598,7 @@
         </w:tc>
         <w:tc>
           <w:tcPr>
-            <w:tcW w:type="dxa" w:w="2045"/>
+            <w:tcW w:type="dxa" w:w="1884"/>
           </w:tcPr>
           <w:p>
             <w:pPr>
@@ -3620,7 +3615,7 @@
         </w:tc>
         <w:tc>
           <w:tcPr>
-            <w:tcW w:type="dxa" w:w="2045"/>
+            <w:tcW w:type="dxa" w:w="1884"/>
           </w:tcPr>
           <w:p>
             <w:pPr>
@@ -3637,7 +3632,7 @@
         </w:tc>
         <w:tc>
           <w:tcPr>
-            <w:tcW w:type="dxa" w:w="2045"/>
+            <w:tcW w:type="dxa" w:w="1884"/>
           </w:tcPr>
           <w:p>
             <w:pPr>
@@ -3656,7 +3651,7 @@
       <w:tr>
         <w:tc>
           <w:tcPr>
-            <w:tcW w:type="dxa" w:w="2045"/>
+            <w:tcW w:type="dxa" w:w="1884"/>
           </w:tcPr>
           <w:p>
             <w:pPr>
@@ -3673,7 +3668,7 @@
         </w:tc>
         <w:tc>
           <w:tcPr>
-            <w:tcW w:type="dxa" w:w="2045"/>
+            <w:tcW w:type="dxa" w:w="1884"/>
           </w:tcPr>
           <w:p>
             <w:pPr>
@@ -3690,7 +3685,7 @@
         </w:tc>
         <w:tc>
           <w:tcPr>
-            <w:tcW w:type="dxa" w:w="2045"/>
+            <w:tcW w:type="dxa" w:w="1884"/>
           </w:tcPr>
           <w:p>
             <w:pPr>
@@ -3707,7 +3702,7 @@
         </w:tc>
         <w:tc>
           <w:tcPr>
-            <w:tcW w:type="dxa" w:w="2045"/>
+            <w:tcW w:type="dxa" w:w="1884"/>
           </w:tcPr>
           <w:p>
             <w:pPr>
@@ -3724,7 +3719,7 @@
         </w:tc>
         <w:tc>
           <w:tcPr>
-            <w:tcW w:type="dxa" w:w="2045"/>
+            <w:tcW w:type="dxa" w:w="1884"/>
           </w:tcPr>
           <w:p>
             <w:pPr>
@@ -3780,15 +3775,15 @@
         <w:tblLook w:firstColumn="1" w:firstRow="1" w:lastColumn="0" w:lastRow="0" w:noHBand="0" w:noVBand="1" w:val="04A0"/>
       </w:tblPr>
       <w:tblGrid>
-        <w:gridCol w:w="2556"/>
-        <w:gridCol w:w="2556"/>
-        <w:gridCol w:w="2556"/>
-        <w:gridCol w:w="2556"/>
+        <w:gridCol w:w="2354"/>
+        <w:gridCol w:w="2354"/>
+        <w:gridCol w:w="2354"/>
+        <w:gridCol w:w="2354"/>
       </w:tblGrid>
       <w:tr>
         <w:tc>
           <w:tcPr>
-            <w:tcW w:type="dxa" w:w="2556"/>
+            <w:tcW w:type="dxa" w:w="2354"/>
           </w:tcPr>
           <w:p>
             <w:pPr>
@@ -3806,7 +3801,7 @@
         </w:tc>
         <w:tc>
           <w:tcPr>
-            <w:tcW w:type="dxa" w:w="2556"/>
+            <w:tcW w:type="dxa" w:w="2354"/>
           </w:tcPr>
           <w:p>
             <w:pPr>
@@ -3824,7 +3819,7 @@
         </w:tc>
         <w:tc>
           <w:tcPr>
-            <w:tcW w:type="dxa" w:w="2556"/>
+            <w:tcW w:type="dxa" w:w="2354"/>
           </w:tcPr>
           <w:p>
             <w:pPr>
@@ -3842,7 +3837,7 @@
         </w:tc>
         <w:tc>
           <w:tcPr>
-            <w:tcW w:type="dxa" w:w="2556"/>
+            <w:tcW w:type="dxa" w:w="2354"/>
           </w:tcPr>
           <w:p>
             <w:pPr>
@@ -3862,7 +3857,7 @@
       <w:tr>
         <w:tc>
           <w:tcPr>
-            <w:tcW w:type="dxa" w:w="2556"/>
+            <w:tcW w:type="dxa" w:w="2354"/>
           </w:tcPr>
           <w:p>
             <w:pPr>
@@ -3879,7 +3874,7 @@
         </w:tc>
         <w:tc>
           <w:tcPr>
-            <w:tcW w:type="dxa" w:w="2556"/>
+            <w:tcW w:type="dxa" w:w="2354"/>
           </w:tcPr>
           <w:p>
             <w:pPr>
@@ -3896,7 +3891,7 @@
         </w:tc>
         <w:tc>
           <w:tcPr>
-            <w:tcW w:type="dxa" w:w="2556"/>
+            <w:tcW w:type="dxa" w:w="2354"/>
           </w:tcPr>
           <w:p>
             <w:pPr>
@@ -3913,7 +3908,7 @@
         </w:tc>
         <w:tc>
           <w:tcPr>
-            <w:tcW w:type="dxa" w:w="2556"/>
+            <w:tcW w:type="dxa" w:w="2354"/>
           </w:tcPr>
           <w:p>
             <w:pPr>
@@ -3932,7 +3927,7 @@
       <w:tr>
         <w:tc>
           <w:tcPr>
-            <w:tcW w:type="dxa" w:w="2556"/>
+            <w:tcW w:type="dxa" w:w="2354"/>
           </w:tcPr>
           <w:p>
             <w:pPr>
@@ -3949,7 +3944,7 @@
         </w:tc>
         <w:tc>
           <w:tcPr>
-            <w:tcW w:type="dxa" w:w="2556"/>
+            <w:tcW w:type="dxa" w:w="2354"/>
           </w:tcPr>
           <w:p>
             <w:pPr>
@@ -3966,7 +3961,7 @@
         </w:tc>
         <w:tc>
           <w:tcPr>
-            <w:tcW w:type="dxa" w:w="2556"/>
+            <w:tcW w:type="dxa" w:w="2354"/>
           </w:tcPr>
           <w:p>
             <w:pPr>
@@ -3983,7 +3978,7 @@
         </w:tc>
         <w:tc>
           <w:tcPr>
-            <w:tcW w:type="dxa" w:w="2556"/>
+            <w:tcW w:type="dxa" w:w="2354"/>
           </w:tcPr>
           <w:p>
             <w:pPr>
@@ -4002,7 +3997,7 @@
       <w:tr>
         <w:tc>
           <w:tcPr>
-            <w:tcW w:type="dxa" w:w="2556"/>
+            <w:tcW w:type="dxa" w:w="2354"/>
           </w:tcPr>
           <w:p>
             <w:pPr>
@@ -4019,7 +4014,7 @@
         </w:tc>
         <w:tc>
           <w:tcPr>
-            <w:tcW w:type="dxa" w:w="2556"/>
+            <w:tcW w:type="dxa" w:w="2354"/>
           </w:tcPr>
           <w:p>
             <w:pPr>
@@ -4036,7 +4031,7 @@
         </w:tc>
         <w:tc>
           <w:tcPr>
-            <w:tcW w:type="dxa" w:w="2556"/>
+            <w:tcW w:type="dxa" w:w="2354"/>
           </w:tcPr>
           <w:p>
             <w:pPr>
@@ -4053,7 +4048,7 @@
         </w:tc>
         <w:tc>
           <w:tcPr>
-            <w:tcW w:type="dxa" w:w="2556"/>
+            <w:tcW w:type="dxa" w:w="2354"/>
           </w:tcPr>
           <w:p>
             <w:pPr>
@@ -4072,7 +4067,7 @@
       <w:tr>
         <w:tc>
           <w:tcPr>
-            <w:tcW w:type="dxa" w:w="2556"/>
+            <w:tcW w:type="dxa" w:w="2354"/>
           </w:tcPr>
           <w:p>
             <w:pPr>
@@ -4089,7 +4084,7 @@
         </w:tc>
         <w:tc>
           <w:tcPr>
-            <w:tcW w:type="dxa" w:w="2556"/>
+            <w:tcW w:type="dxa" w:w="2354"/>
           </w:tcPr>
           <w:p>
             <w:pPr>
@@ -4106,7 +4101,7 @@
         </w:tc>
         <w:tc>
           <w:tcPr>
-            <w:tcW w:type="dxa" w:w="2556"/>
+            <w:tcW w:type="dxa" w:w="2354"/>
           </w:tcPr>
           <w:p>
             <w:pPr>
@@ -4123,7 +4118,7 @@
         </w:tc>
         <w:tc>
           <w:tcPr>
-            <w:tcW w:type="dxa" w:w="2556"/>
+            <w:tcW w:type="dxa" w:w="2354"/>
           </w:tcPr>
           <w:p>
             <w:pPr>
@@ -4142,7 +4137,7 @@
       <w:tr>
         <w:tc>
           <w:tcPr>
-            <w:tcW w:type="dxa" w:w="2556"/>
+            <w:tcW w:type="dxa" w:w="2354"/>
           </w:tcPr>
           <w:p>
             <w:pPr>
@@ -4159,7 +4154,7 @@
         </w:tc>
         <w:tc>
           <w:tcPr>
-            <w:tcW w:type="dxa" w:w="2556"/>
+            <w:tcW w:type="dxa" w:w="2354"/>
           </w:tcPr>
           <w:p>
             <w:pPr>
@@ -4176,7 +4171,7 @@
         </w:tc>
         <w:tc>
           <w:tcPr>
-            <w:tcW w:type="dxa" w:w="2556"/>
+            <w:tcW w:type="dxa" w:w="2354"/>
           </w:tcPr>
           <w:p>
             <w:pPr>
@@ -4193,7 +4188,7 @@
         </w:tc>
         <w:tc>
           <w:tcPr>
-            <w:tcW w:type="dxa" w:w="2556"/>
+            <w:tcW w:type="dxa" w:w="2354"/>
           </w:tcPr>
           <w:p>
             <w:pPr>
@@ -4212,7 +4207,7 @@
       <w:tr>
         <w:tc>
           <w:tcPr>
-            <w:tcW w:type="dxa" w:w="2556"/>
+            <w:tcW w:type="dxa" w:w="2354"/>
           </w:tcPr>
           <w:p>
             <w:pPr>
@@ -4229,7 +4224,7 @@
         </w:tc>
         <w:tc>
           <w:tcPr>
-            <w:tcW w:type="dxa" w:w="2556"/>
+            <w:tcW w:type="dxa" w:w="2354"/>
           </w:tcPr>
           <w:p>
             <w:pPr>
@@ -4246,7 +4241,7 @@
         </w:tc>
         <w:tc>
           <w:tcPr>
-            <w:tcW w:type="dxa" w:w="2556"/>
+            <w:tcW w:type="dxa" w:w="2354"/>
           </w:tcPr>
           <w:p>
             <w:pPr>
@@ -4263,7 +4258,7 @@
         </w:tc>
         <w:tc>
           <w:tcPr>
-            <w:tcW w:type="dxa" w:w="2556"/>
+            <w:tcW w:type="dxa" w:w="2354"/>
           </w:tcPr>
           <w:p>
             <w:pPr>
@@ -4320,7 +4315,7 @@
       <w:r>
         <w:drawing>
           <wp:inline xmlns:a="http://schemas.openxmlformats.org/drawingml/2006/main" xmlns:pic="http://schemas.openxmlformats.org/drawingml/2006/picture">
-            <wp:extent cx="2743200" cy="2351314"/>
+            <wp:extent cx="4572000" cy="3918857"/>
             <wp:docPr id="3" name="Picture 3"/>
             <wp:cNvGraphicFramePr>
               <a:graphicFrameLocks noChangeAspect="1"/>
@@ -4341,7 +4336,7 @@
                   <pic:spPr>
                     <a:xfrm>
                       <a:off x="0" y="0"/>
-                      <a:ext cx="2743200" cy="2351314"/>
+                      <a:ext cx="4572000" cy="3918857"/>
                     </a:xfrm>
                     <a:prstGeom prst="rect"/>
                   </pic:spPr>
@@ -4420,11 +4415,9 @@
         <w:t>我們基於雙輸入希爾方程式 (Hill equation) 對該及閘進行定量建模：</w:t>
         <w:br/>
         <w:br/>
-        <w:t>\[</w:t>
         <w:br/>
-        <w:t>Output = P_{\text{basal}} + V_{\max} \left( \frac{[A]^n}{K_A^n + [A]^n} \right) \left( \frac{[B]^n}{K_B^n + [B]^n} \right)</w:t>
+        <w:t>Output = Pbasal + Vmax ( ([A]^n/KA^n + [A]^n) ) ( ([B]^n/KB^n + [B]^n) )</w:t>
         <w:br/>
-        <w:t>\]</w:t>
         <w:br/>
         <w:br/>
         <w:t>式中，[A] 與 [B] 分別代表 UBE2S 與 CCR6 歸一化後的轉錄體豐度；K_A 與 K_B 為模型推估之活化閾值；n 為反應陡峭度 (Hill coefficient)；P_{basal} 為基底洩漏量 (basal leakiness)；V_{max} 為最大輸出量。經網格掃描，最優參數為：n = 1、P_{basal} = 0.0、K_A = 0.760 (UBE2S 閾值)、K_B = 0.464 (CCR6 閾值)。及閘輸出判斷的決策閾值 (decision threshold) 設定為 0.25，以最大化分類準確度。</w:t>
@@ -4465,7 +4458,7 @@
       <w:r>
         <w:drawing>
           <wp:inline xmlns:a="http://schemas.openxmlformats.org/drawingml/2006/main" xmlns:pic="http://schemas.openxmlformats.org/drawingml/2006/picture">
-            <wp:extent cx="2743200" cy="2228850"/>
+            <wp:extent cx="4572000" cy="3714750"/>
             <wp:docPr id="4" name="Picture 4"/>
             <wp:cNvGraphicFramePr>
               <a:graphicFrameLocks noChangeAspect="1"/>
@@ -4486,7 +4479,7 @@
                   <pic:spPr>
                     <a:xfrm>
                       <a:off x="0" y="0"/>
-                      <a:ext cx="2743200" cy="2228850"/>
+                      <a:ext cx="4572000" cy="3714750"/>
                     </a:xfrm>
                     <a:prstGeom prst="rect"/>
                   </pic:spPr>
@@ -4518,14 +4511,14 @@
         <w:tblLook w:firstColumn="1" w:firstRow="1" w:lastColumn="0" w:lastRow="0" w:noHBand="0" w:noVBand="1" w:val="04A0"/>
       </w:tblPr>
       <w:tblGrid>
-        <w:gridCol w:w="3408"/>
-        <w:gridCol w:w="3408"/>
-        <w:gridCol w:w="3408"/>
+        <w:gridCol w:w="3139"/>
+        <w:gridCol w:w="3139"/>
+        <w:gridCol w:w="3139"/>
       </w:tblGrid>
       <w:tr>
         <w:tc>
           <w:tcPr>
-            <w:tcW w:type="dxa" w:w="3408"/>
+            <w:tcW w:type="dxa" w:w="3139"/>
           </w:tcPr>
           <w:p>
             <w:pPr>
@@ -4543,7 +4536,7 @@
         </w:tc>
         <w:tc>
           <w:tcPr>
-            <w:tcW w:type="dxa" w:w="3408"/>
+            <w:tcW w:type="dxa" w:w="3139"/>
           </w:tcPr>
           <w:p>
             <w:pPr>
@@ -4561,7 +4554,7 @@
         </w:tc>
         <w:tc>
           <w:tcPr>
-            <w:tcW w:type="dxa" w:w="3408"/>
+            <w:tcW w:type="dxa" w:w="3139"/>
           </w:tcPr>
           <w:p>
             <w:pPr>
@@ -4581,7 +4574,7 @@
       <w:tr>
         <w:tc>
           <w:tcPr>
-            <w:tcW w:type="dxa" w:w="3408"/>
+            <w:tcW w:type="dxa" w:w="3139"/>
           </w:tcPr>
           <w:p>
             <w:pPr>
@@ -4598,7 +4591,7 @@
         </w:tc>
         <w:tc>
           <w:tcPr>
-            <w:tcW w:type="dxa" w:w="3408"/>
+            <w:tcW w:type="dxa" w:w="3139"/>
           </w:tcPr>
           <w:p>
             <w:pPr>
@@ -4615,7 +4608,7 @@
         </w:tc>
         <w:tc>
           <w:tcPr>
-            <w:tcW w:type="dxa" w:w="3408"/>
+            <w:tcW w:type="dxa" w:w="3139"/>
           </w:tcPr>
           <w:p>
             <w:pPr>
@@ -4634,7 +4627,7 @@
       <w:tr>
         <w:tc>
           <w:tcPr>
-            <w:tcW w:type="dxa" w:w="3408"/>
+            <w:tcW w:type="dxa" w:w="3139"/>
           </w:tcPr>
           <w:p>
             <w:pPr>
@@ -4651,7 +4644,7 @@
         </w:tc>
         <w:tc>
           <w:tcPr>
-            <w:tcW w:type="dxa" w:w="3408"/>
+            <w:tcW w:type="dxa" w:w="3139"/>
           </w:tcPr>
           <w:p>
             <w:pPr>
@@ -4668,7 +4661,7 @@
         </w:tc>
         <w:tc>
           <w:tcPr>
-            <w:tcW w:type="dxa" w:w="3408"/>
+            <w:tcW w:type="dxa" w:w="3139"/>
           </w:tcPr>
           <w:p>
             <w:pPr>
@@ -4687,7 +4680,7 @@
       <w:tr>
         <w:tc>
           <w:tcPr>
-            <w:tcW w:type="dxa" w:w="3408"/>
+            <w:tcW w:type="dxa" w:w="3139"/>
           </w:tcPr>
           <w:p>
             <w:pPr>
@@ -4704,7 +4697,7 @@
         </w:tc>
         <w:tc>
           <w:tcPr>
-            <w:tcW w:type="dxa" w:w="3408"/>
+            <w:tcW w:type="dxa" w:w="3139"/>
           </w:tcPr>
           <w:p>
             <w:pPr>
@@ -4721,7 +4714,7 @@
         </w:tc>
         <w:tc>
           <w:tcPr>
-            <w:tcW w:type="dxa" w:w="3408"/>
+            <w:tcW w:type="dxa" w:w="3139"/>
           </w:tcPr>
           <w:p>
             <w:pPr>
@@ -4740,7 +4733,7 @@
       <w:tr>
         <w:tc>
           <w:tcPr>
-            <w:tcW w:type="dxa" w:w="3408"/>
+            <w:tcW w:type="dxa" w:w="3139"/>
           </w:tcPr>
           <w:p>
             <w:pPr>
@@ -4757,7 +4750,7 @@
         </w:tc>
         <w:tc>
           <w:tcPr>
-            <w:tcW w:type="dxa" w:w="3408"/>
+            <w:tcW w:type="dxa" w:w="3139"/>
           </w:tcPr>
           <w:p>
             <w:pPr>
@@ -4774,7 +4767,7 @@
         </w:tc>
         <w:tc>
           <w:tcPr>
-            <w:tcW w:type="dxa" w:w="3408"/>
+            <w:tcW w:type="dxa" w:w="3139"/>
           </w:tcPr>
           <w:p>
             <w:pPr>
@@ -4793,7 +4786,7 @@
       <w:tr>
         <w:tc>
           <w:tcPr>
-            <w:tcW w:type="dxa" w:w="3408"/>
+            <w:tcW w:type="dxa" w:w="3139"/>
           </w:tcPr>
           <w:p>
             <w:pPr>
@@ -4810,7 +4803,7 @@
         </w:tc>
         <w:tc>
           <w:tcPr>
-            <w:tcW w:type="dxa" w:w="3408"/>
+            <w:tcW w:type="dxa" w:w="3139"/>
           </w:tcPr>
           <w:p>
             <w:pPr>
@@ -4827,7 +4820,7 @@
         </w:tc>
         <w:tc>
           <w:tcPr>
-            <w:tcW w:type="dxa" w:w="3408"/>
+            <w:tcW w:type="dxa" w:w="3139"/>
           </w:tcPr>
           <w:p>
             <w:pPr>
@@ -4857,7 +4850,7 @@
       <w:r>
         <w:drawing>
           <wp:inline xmlns:a="http://schemas.openxmlformats.org/drawingml/2006/main" xmlns:pic="http://schemas.openxmlformats.org/drawingml/2006/picture">
-            <wp:extent cx="2743200" cy="2351314"/>
+            <wp:extent cx="4572000" cy="3918857"/>
             <wp:docPr id="5" name="Picture 5"/>
             <wp:cNvGraphicFramePr>
               <a:graphicFrameLocks noChangeAspect="1"/>
@@ -4878,7 +4871,7 @@
                   <pic:spPr>
                     <a:xfrm>
                       <a:off x="0" y="0"/>
-                      <a:ext cx="2743200" cy="2351314"/>
+                      <a:ext cx="4572000" cy="3918857"/>
                     </a:xfrm>
                     <a:prstGeom prst="rect"/>
                   </pic:spPr>
@@ -4923,15 +4916,15 @@
         <w:tblLook w:firstColumn="1" w:firstRow="1" w:lastColumn="0" w:lastRow="0" w:noHBand="0" w:noVBand="1" w:val="04A0"/>
       </w:tblPr>
       <w:tblGrid>
-        <w:gridCol w:w="2556"/>
-        <w:gridCol w:w="2556"/>
-        <w:gridCol w:w="2556"/>
-        <w:gridCol w:w="2556"/>
+        <w:gridCol w:w="2354"/>
+        <w:gridCol w:w="2354"/>
+        <w:gridCol w:w="2354"/>
+        <w:gridCol w:w="2354"/>
       </w:tblGrid>
       <w:tr>
         <w:tc>
           <w:tcPr>
-            <w:tcW w:type="dxa" w:w="2556"/>
+            <w:tcW w:type="dxa" w:w="2354"/>
           </w:tcPr>
           <w:p>
             <w:pPr>
@@ -4949,7 +4942,7 @@
         </w:tc>
         <w:tc>
           <w:tcPr>
-            <w:tcW w:type="dxa" w:w="2556"/>
+            <w:tcW w:type="dxa" w:w="2354"/>
           </w:tcPr>
           <w:p>
             <w:pPr>
@@ -4967,7 +4960,7 @@
         </w:tc>
         <w:tc>
           <w:tcPr>
-            <w:tcW w:type="dxa" w:w="2556"/>
+            <w:tcW w:type="dxa" w:w="2354"/>
           </w:tcPr>
           <w:p>
             <w:pPr>
@@ -4985,7 +4978,7 @@
         </w:tc>
         <w:tc>
           <w:tcPr>
-            <w:tcW w:type="dxa" w:w="2556"/>
+            <w:tcW w:type="dxa" w:w="2354"/>
           </w:tcPr>
           <w:p>
             <w:pPr>
@@ -5005,7 +4998,7 @@
       <w:tr>
         <w:tc>
           <w:tcPr>
-            <w:tcW w:type="dxa" w:w="2556"/>
+            <w:tcW w:type="dxa" w:w="2354"/>
           </w:tcPr>
           <w:p>
             <w:pPr>
@@ -5022,7 +5015,7 @@
         </w:tc>
         <w:tc>
           <w:tcPr>
-            <w:tcW w:type="dxa" w:w="2556"/>
+            <w:tcW w:type="dxa" w:w="2354"/>
           </w:tcPr>
           <w:p>
             <w:pPr>
@@ -5039,7 +5032,7 @@
         </w:tc>
         <w:tc>
           <w:tcPr>
-            <w:tcW w:type="dxa" w:w="2556"/>
+            <w:tcW w:type="dxa" w:w="2354"/>
           </w:tcPr>
           <w:p>
             <w:pPr>
@@ -5056,7 +5049,7 @@
         </w:tc>
         <w:tc>
           <w:tcPr>
-            <w:tcW w:type="dxa" w:w="2556"/>
+            <w:tcW w:type="dxa" w:w="2354"/>
           </w:tcPr>
           <w:p>
             <w:pPr>
@@ -5075,7 +5068,7 @@
       <w:tr>
         <w:tc>
           <w:tcPr>
-            <w:tcW w:type="dxa" w:w="2556"/>
+            <w:tcW w:type="dxa" w:w="2354"/>
           </w:tcPr>
           <w:p>
             <w:pPr>
@@ -5092,7 +5085,7 @@
         </w:tc>
         <w:tc>
           <w:tcPr>
-            <w:tcW w:type="dxa" w:w="2556"/>
+            <w:tcW w:type="dxa" w:w="2354"/>
           </w:tcPr>
           <w:p>
             <w:pPr>
@@ -5109,7 +5102,7 @@
         </w:tc>
         <w:tc>
           <w:tcPr>
-            <w:tcW w:type="dxa" w:w="2556"/>
+            <w:tcW w:type="dxa" w:w="2354"/>
           </w:tcPr>
           <w:p>
             <w:pPr>
@@ -5126,7 +5119,7 @@
         </w:tc>
         <w:tc>
           <w:tcPr>
-            <w:tcW w:type="dxa" w:w="2556"/>
+            <w:tcW w:type="dxa" w:w="2354"/>
           </w:tcPr>
           <w:p>
             <w:pPr>
@@ -5145,7 +5138,7 @@
       <w:tr>
         <w:tc>
           <w:tcPr>
-            <w:tcW w:type="dxa" w:w="2556"/>
+            <w:tcW w:type="dxa" w:w="2354"/>
           </w:tcPr>
           <w:p>
             <w:pPr>
@@ -5162,7 +5155,7 @@
         </w:tc>
         <w:tc>
           <w:tcPr>
-            <w:tcW w:type="dxa" w:w="2556"/>
+            <w:tcW w:type="dxa" w:w="2354"/>
           </w:tcPr>
           <w:p>
             <w:pPr>
@@ -5179,7 +5172,7 @@
         </w:tc>
         <w:tc>
           <w:tcPr>
-            <w:tcW w:type="dxa" w:w="2556"/>
+            <w:tcW w:type="dxa" w:w="2354"/>
           </w:tcPr>
           <w:p>
             <w:pPr>
@@ -5196,7 +5189,7 @@
         </w:tc>
         <w:tc>
           <w:tcPr>
-            <w:tcW w:type="dxa" w:w="2556"/>
+            <w:tcW w:type="dxa" w:w="2354"/>
           </w:tcPr>
           <w:p>
             <w:pPr>
@@ -5215,7 +5208,7 @@
       <w:tr>
         <w:tc>
           <w:tcPr>
-            <w:tcW w:type="dxa" w:w="2556"/>
+            <w:tcW w:type="dxa" w:w="2354"/>
           </w:tcPr>
           <w:p>
             <w:pPr>
@@ -5232,7 +5225,7 @@
         </w:tc>
         <w:tc>
           <w:tcPr>
-            <w:tcW w:type="dxa" w:w="2556"/>
+            <w:tcW w:type="dxa" w:w="2354"/>
           </w:tcPr>
           <w:p>
             <w:pPr>
@@ -5249,7 +5242,7 @@
         </w:tc>
         <w:tc>
           <w:tcPr>
-            <w:tcW w:type="dxa" w:w="2556"/>
+            <w:tcW w:type="dxa" w:w="2354"/>
           </w:tcPr>
           <w:p>
             <w:pPr>
@@ -5266,7 +5259,7 @@
         </w:tc>
         <w:tc>
           <w:tcPr>
-            <w:tcW w:type="dxa" w:w="2556"/>
+            <w:tcW w:type="dxa" w:w="2354"/>
           </w:tcPr>
           <w:p>
             <w:pPr>
@@ -5285,7 +5278,7 @@
       <w:tr>
         <w:tc>
           <w:tcPr>
-            <w:tcW w:type="dxa" w:w="2556"/>
+            <w:tcW w:type="dxa" w:w="2354"/>
           </w:tcPr>
           <w:p>
             <w:pPr>
@@ -5302,7 +5295,7 @@
         </w:tc>
         <w:tc>
           <w:tcPr>
-            <w:tcW w:type="dxa" w:w="2556"/>
+            <w:tcW w:type="dxa" w:w="2354"/>
           </w:tcPr>
           <w:p>
             <w:pPr>
@@ -5319,7 +5312,7 @@
         </w:tc>
         <w:tc>
           <w:tcPr>
-            <w:tcW w:type="dxa" w:w="2556"/>
+            <w:tcW w:type="dxa" w:w="2354"/>
           </w:tcPr>
           <w:p>
             <w:pPr>
@@ -5336,7 +5329,7 @@
         </w:tc>
         <w:tc>
           <w:tcPr>
-            <w:tcW w:type="dxa" w:w="2556"/>
+            <w:tcW w:type="dxa" w:w="2354"/>
           </w:tcPr>
           <w:p>
             <w:pPr>
@@ -5400,7 +5393,7 @@
     </w:p>
     <w:p>
       <w:pPr>
-        <w:spacing w:after="80" w:line="360" w:lineRule="auto"/>
+        <w:spacing w:after="120" w:line="360" w:lineRule="auto"/>
       </w:pPr>
       <w:r>
         <w:rPr>
@@ -5409,119 +5402,7 @@
           <w:i w:val="0"/>
           <w:sz w:val="24"/>
         </w:rPr>
-        <w:t>- 本研究僅為電腦模擬之概念驗證，實際生化反應之動力學可能有所不同。</w:t>
-      </w:r>
-    </w:p>
-    <w:p>
-      <w:pPr>
-        <w:spacing w:after="80" w:line="360" w:lineRule="auto"/>
-      </w:pPr>
-      <w:r>
-        <w:rPr>
-          <w:rFonts w:ascii="DFKai-SB" w:hAnsi="DFKai-SB" w:eastAsia="DFKai-SB"/>
-          <w:b w:val="0"/>
-          <w:i w:val="0"/>
-          <w:sz w:val="24"/>
-        </w:rPr>
-        <w:t>- SHAP 推估之表達閾值為統計學之拐點，無法直接對應至物理學上的生化解離常數。</w:t>
-      </w:r>
-    </w:p>
-    <w:p>
-      <w:pPr>
-        <w:spacing w:after="80" w:line="360" w:lineRule="auto"/>
-      </w:pPr>
-      <w:r>
-        <w:rPr>
-          <w:rFonts w:ascii="DFKai-SB" w:hAnsi="DFKai-SB" w:eastAsia="DFKai-SB"/>
-          <w:b w:val="0"/>
-          <w:i w:val="0"/>
-          <w:sz w:val="24"/>
-        </w:rPr>
-        <w:t>- 組織轉錄體 (Bulk RNA-seq) 表達數據易受到細胞組成、腫瘤純度及免疫細胞浸潤之干擾。</w:t>
-      </w:r>
-    </w:p>
-    <w:p>
-      <w:pPr>
-        <w:spacing w:after="80" w:line="360" w:lineRule="auto"/>
-      </w:pPr>
-      <w:r>
-        <w:rPr>
-          <w:rFonts w:ascii="DFKai-SB" w:hAnsi="DFKai-SB" w:eastAsia="DFKai-SB"/>
-          <w:b w:val="0"/>
-          <w:i w:val="0"/>
-          <w:sz w:val="24"/>
-        </w:rPr>
-        <w:t>- 儘長經過 TOIL 管線標準化，TCGA (腫瘤) 與 GTEx (健康) 的比較可能仍存在部分批次效應。</w:t>
-      </w:r>
-    </w:p>
-    <w:p>
-      <w:pPr>
-        <w:spacing w:after="80" w:line="360" w:lineRule="auto"/>
-      </w:pPr>
-      <w:r>
-        <w:rPr>
-          <w:rFonts w:ascii="DFKai-SB" w:hAnsi="DFKai-SB" w:eastAsia="DFKai-SB"/>
-          <w:b w:val="0"/>
-          <w:i w:val="0"/>
-          <w:sz w:val="24"/>
-        </w:rPr>
-        <w:t>- 外部驗證世代中顯示極低的敏感度 (4.3%)，顯示跨平台定量尺度的不匹配是閾值轉移的重大挑戰。</w:t>
-      </w:r>
-    </w:p>
-    <w:p>
-      <w:pPr>
-        <w:spacing w:after="80" w:line="360" w:lineRule="auto"/>
-      </w:pPr>
-      <w:r>
-        <w:rPr>
-          <w:rFonts w:ascii="DFKai-SB" w:hAnsi="DFKai-SB" w:eastAsia="DFKai-SB"/>
-          <w:b w:val="0"/>
-          <w:i w:val="0"/>
-          <w:sz w:val="24"/>
-        </w:rPr>
-        <w:t>- 選定的候選基因對 (UBE2S + CCR6) 統計上並非嚴格正交，在 bulk RNA-seq 中的相關係數達 0.714。</w:t>
-      </w:r>
-    </w:p>
-    <w:p>
-      <w:pPr>
-        <w:spacing w:after="80" w:line="360" w:lineRule="auto"/>
-      </w:pPr>
-      <w:r>
-        <w:rPr>
-          <w:rFonts w:ascii="DFKai-SB" w:hAnsi="DFKai-SB" w:eastAsia="DFKai-SB"/>
-          <w:b w:val="0"/>
-          <w:i w:val="0"/>
-          <w:sz w:val="24"/>
-        </w:rPr>
-        <w:t>- 轉錄體層級之豐度差異不代表合成感測器之可及性，亦不保證有同等程度的蛋白質翻譯表現。</w:t>
-      </w:r>
-    </w:p>
-    <w:p>
-      <w:pPr>
-        <w:spacing w:after="80" w:line="360" w:lineRule="auto"/>
-      </w:pPr>
-      <w:r>
-        <w:rPr>
-          <w:rFonts w:ascii="DFKai-SB" w:hAnsi="DFKai-SB" w:eastAsia="DFKai-SB"/>
-          <w:b w:val="0"/>
-          <w:i w:val="0"/>
-          <w:sz w:val="24"/>
-        </w:rPr>
-        <w:t>- 將此候選組合轉譯為合成基因線路，仍需進行啟動子工程或 RNA 轉錄調節器設計，程序較為複雜。</w:t>
-      </w:r>
-    </w:p>
-    <w:p>
-      <w:pPr>
-        <w:spacing w:after="80" w:line="360" w:lineRule="auto"/>
-      </w:pPr>
-      <w:r>
-        <w:rPr>
-          <w:rFonts w:ascii="DFKai-SB" w:hAnsi="DFKai-SB" w:eastAsia="DFKai-SB"/>
-          <w:b w:val="0"/>
-          <w:i w:val="0"/>
-          <w:sz w:val="24"/>
-        </w:rPr>
-        <w:t>- 任何診斷或治療性之臨床應用，皆須經過細胞、動物與安全性的嚴格檢驗。</w:t>
+        <w:t>本研究存在若干關鍵限制，在此必須加以說明。其一，本研究僅為電腦模擬層面的概念驗證，實際生物化學工程建構之合成電路可能展現截然不同的反應動力學。其二，SHAP 推估之活化閾值為分類器行為的統計拐點，並非實驗量測之生化解離常數。其三，組織層級的 bulk RNA-seq 數據反映的是細胞群體的平均表現，極易受到腫瘤純度、基質密度與免疫細胞浸潤的影響，可能掩蓋了細胞類型特異性的表達模式。其四，儘管已透過 TOIL 管線進行數據標準化，TCGA 腫瘤樣本與 GTEx 正常組織的比較仍可能存在殘餘的批次效應。其五，外部驗證世代顯示極低的敏感度（4.3%），凸顯了從 RNA-seq 到微陣列的跨平台閾值轉移具有重大挑戰。其六，選定的候選基因對（UBE2S + CCR6）在統計上並非嚴格正交，其在 bulk 數據中的 Spearman 相關係數達 0.714。其七，轉錄本豐度並不保證感測器在蛋白質層級的可及性或等量的蛋白質翻譯。其八，將這些候選基因轉化為功能性合成電路，需要啟動子工程或 RNA 感測器設計，各自引入額外的設計複雜度。最後，任何診斷或治療性的臨床應用，都需要在適當的模式生物中進行廣泛的濕實驗驗證與安全性測試，方能考慮臨床轉譯。</w:t>
       </w:r>
     </w:p>
     <w:p>
@@ -5534,7 +5415,7 @@
           <w:b/>
           <w:sz w:val="36"/>
         </w:rPr>
-        <w:t>十六、後續濕實驗驗證規劃</w:t>
+        <w:t>十六、未來實驗方向</w:t>
       </w:r>
     </w:p>
     <w:p>
@@ -5548,7 +5429,7 @@
           <w:i w:val="0"/>
           <w:sz w:val="24"/>
         </w:rPr>
-        <w:t>為驗證此及閘感測器，我們規劃了合成啟動子 (synthetic promoters) 與合成 Notch (synNotch) 受體系統。將 UBE2S 與 CCR6 的上游特異性啟動子區段分別克隆至控制兩個正交轉錄因子 (如 tTA 與 LhG4) 的載體中。這兩個轉錄因子將共同驅動一個 split-transactivator 系統，只有當兩者同時表達時，才能組裝成完整的活化因子，進而啟動 GFP 報導基因或殺傷性載荷 (如 Diphtheria toxin A)。實驗將在 PANC-1、MIA PaCa-2 等胰臟癌細胞株與 HPDE 正常上皮細胞株進行活化特異性篩選，並在小鼠異種移植瘤模型 (xenograft mouse models) 中進行體內安全性與有效性驗證。</w:t>
+        <w:t>為將本研究的運算結果轉化為功能性合成生物線路，未來有數個實驗方向值得深入探索。首先，可嘗試建構合成啟動子系統，將 UBE2S 與 CCR6 的上游調控區段分別克隆至驅動正交轉錄因子（如 tTA 與 LhG4）的載體中，以 split-transactivator 架構實現轉錄層級的 AND 閘邏輯。其次，可利用合成 Notch（synNotch）受體線路，藉由細胞表面對腫瘤相關配體的辨識，觸發細胞內部客製化轉錄因子的釋放。此外，基於 RNA 的感測器設計（如 toehold switches 或 ribocomputing devices），可直接偵測目標基因的內源性 mRNA 濃度，無需啟動子工程。功能驗證應先以胰臟癌細胞株（如 PANC-1、MIA PaCa-2）做為陽性對照，人類正常胰管上皮細胞（HPDE）做為陰性對照，進行劑量反應特性分析。中長期方向則包含在患者來源異種移植（PDX）小鼠模型中進行體內驗證、評估電路在代謝壓力下的穩定性，以及探索多輸入邏輯閘（如三輸入 AND 閘或 AND-NOT 閘）以進一步提升腫瘤特異度與降低脫靶活化風險。</w:t>
       </w:r>
     </w:p>
     <w:p>
@@ -5662,14 +5543,9 @@
       </w:r>
     </w:p>
     <w:p>
-      <w:pPr>
-        <w:sectPr>
-          <w:pgSz w:w="12240" w:h="15840"/>
-          <w:pgMar w:top="1008" w:right="1008" w:bottom="1008" w:left="1008" w:header="720" w:footer="720" w:gutter="0"/>
-          <w:cols w:space="720" w:num="2" w:equalWidth="1"/>
-          <w:docGrid w:linePitch="360"/>
-        </w:sectPr>
-      </w:pPr>
+      <w:r>
+        <w:br w:type="page"/>
+      </w:r>
     </w:p>
     <w:p>
       <w:pPr>
@@ -7254,7 +7130,7 @@
     <w:sectPr>
       <w:pgSz w:w="12240" w:h="15840"/>
       <w:pgMar w:top="1411" w:right="1411" w:bottom="1411" w:left="1411" w:header="720" w:footer="720" w:gutter="0"/>
-      <w:cols w:space="720" w:num="1" w:equalWidth="1"/>
+      <w:cols w:space="720"/>
       <w:docGrid w:linePitch="360"/>
     </w:sectPr>
   </w:body>
